--- a/Semana 3/Cierre Foro Clase 3.docx
+++ b/Semana 3/Cierre Foro Clase 3.docx
@@ -26,70 +26,50 @@
       </w:r>
     </w:p>
     <w:p>
+      <w:pPr>
+        <w:jc w:val="both"/>
+      </w:pPr>
       <w:r>
-        <w:rPr>
-          <w:b/>
-          <w:bCs/>
-        </w:rPr>
         <w:t xml:space="preserve">La visualización de datos en el proceso de Aprendizaje Automático es fundamental, ya que permite comprender la información de manera más intuitiva y detectar patrones que no siempre son evidentes a simple vista. A través de gráficos como histogramas, diagramas de dispersión o </w:t>
       </w:r>
       <w:proofErr w:type="spellStart"/>
       <w:r>
-        <w:rPr>
-          <w:b/>
-          <w:bCs/>
-        </w:rPr>
         <w:t>boxplots</w:t>
       </w:r>
       <w:proofErr w:type="spellEnd"/>
       <w:r>
-        <w:rPr>
-          <w:b/>
-          <w:bCs/>
-        </w:rPr>
         <w:t>, es posible analizar la distribución de los datos, identificar relaciones entre variables y detectar valores atípicos. Esto facilita la toma de decisiones en etapas posteriores, como la selección de variables o la construcción de modelos predictivos.</w:t>
       </w:r>
     </w:p>
     <w:p>
+      <w:pPr>
+        <w:jc w:val="both"/>
+      </w:pPr>
       <w:r>
-        <w:rPr>
-          <w:b/>
-          <w:bCs/>
-        </w:rPr>
         <w:t>Uno de los beneficios clave es que la representación gráfica ayuda a simplificar grandes volúmenes de datos, permitiendo una interpretación más rápida y clara. En mi experiencia, el uso de visualizaciones permite validar hipótesis de manera más efectiva, ya que al observar los datos graficados se pueden detectar errores, inconsistencias o tendencias que no se perciben en tablas. Por ejemplo, al analizar la relación entre variables como peso y consumo de combustible, el gráfico de dispersión permite identificar rápidamente una relación inversa entre ambas.</w:t>
       </w:r>
     </w:p>
     <w:p>
+      <w:pPr>
+        <w:jc w:val="both"/>
+      </w:pPr>
       <w:r>
-        <w:rPr>
-          <w:b/>
-          <w:bCs/>
-        </w:rPr>
         <w:t xml:space="preserve">Sin embargo, también existen dificultades y desafíos. Una visualización mal diseñada puede resultar engañosa o llevar a conclusiones incorrectas. Esto puede ocurrir, por ejemplo, si se utilizan escalas inadecuadas, si no se representan correctamente los datos o si se interpretan gráficos sin considerar el contexto. Además, algunas variables, como las discretas con pocos valores, pueden no representarse adecuadamente en ciertos tipos de gráficos, como el </w:t>
       </w:r>
       <w:proofErr w:type="spellStart"/>
       <w:r>
-        <w:rPr>
-          <w:b/>
-          <w:bCs/>
-        </w:rPr>
         <w:t>boxplot</w:t>
       </w:r>
       <w:proofErr w:type="spellEnd"/>
       <w:r>
-        <w:rPr>
-          <w:b/>
-          <w:bCs/>
-        </w:rPr>
         <w:t>.</w:t>
       </w:r>
     </w:p>
     <w:p>
+      <w:pPr>
+        <w:jc w:val="both"/>
+      </w:pPr>
       <w:r>
-        <w:rPr>
-          <w:b/>
-          <w:bCs/>
-        </w:rPr>
         <w:t>Para superar estos problemas, es importante utilizar distintos tipos de visualizaciones, complementar el análisis gráfico con estadísticas descriptivas y asegurarse de que los gráficos sean claros, correctamente etiquetados y adecuados al tipo de dato. De esta manera, se garantiza una interpretación más precisa y confiable de la información.</w:t>
       </w:r>
     </w:p>
